--- a/PROGRAM.docx
+++ b/PROGRAM.docx
@@ -12,18 +12,24 @@
         <w:rPr>
           <w:noProof/>
         </w:rPr>
-        <w:t>PROGRAM:1</w:t>
-      </w:r>
-    </w:p>
-    <w:p>
+        <w:t>PROGRAM:2</w:t>
+      </w:r>
+    </w:p>
+    <w:p>
+      <w:r>
+        <w:rPr>
+          <w:noProof/>
+        </w:rPr>
+        <w:t xml:space="preserve"> </w:t>
+      </w:r>
       <w:r>
         <w:rPr>
           <w:noProof/>
         </w:rPr>
         <w:drawing>
-          <wp:inline distT="0" distB="0" distL="0" distR="0" wp14:anchorId="06CEE6BB" wp14:editId="3511AAAA">
-            <wp:extent cx="5943600" cy="2899410"/>
-            <wp:effectExtent l="0" t="0" r="0" b="0"/>
+          <wp:inline distT="0" distB="0" distL="0" distR="0" wp14:anchorId="06F12AE0" wp14:editId="5B4908D8">
+            <wp:extent cx="5943600" cy="2905125"/>
+            <wp:effectExtent l="0" t="0" r="0" b="9525"/>
             <wp:docPr id="1" name="Picture 1"/>
             <wp:cNvGraphicFramePr>
               <a:graphicFrameLocks xmlns:a="http://schemas.openxmlformats.org/drawingml/2006/main" noChangeAspect="1"/>
@@ -44,7 +50,7 @@
                   <pic:spPr>
                     <a:xfrm>
                       <a:off x="0" y="0"/>
-                      <a:ext cx="5943600" cy="2899410"/>
+                      <a:ext cx="5943600" cy="2905125"/>
                     </a:xfrm>
                     <a:prstGeom prst="rect">
                       <a:avLst/>
@@ -64,9 +70,23 @@
     </w:p>
     <w:p>
       <w:r>
-        <w:t>#include &lt;vector&gt;</w:t>
-      </w:r>
-    </w:p>
+        <w:t xml:space="preserve"> </w:t>
+      </w:r>
+      <w:r>
+        <w:t xml:space="preserve"> #include &lt;string&gt;</w:t>
+      </w:r>
+    </w:p>
+    <w:p>
+      <w:r>
+        <w:t>#include &lt;stack&gt;</w:t>
+      </w:r>
+    </w:p>
+    <w:p>
+      <w:r>
+        <w:t>#include &lt;algorithm&gt;</w:t>
+      </w:r>
+    </w:p>
+    <w:p/>
     <w:p>
       <w:proofErr w:type="gramStart"/>
       <w:r>
@@ -85,64 +105,366 @@
       <w:proofErr w:type="gramEnd"/>
       <w:r>
         <w:t>:</w:t>
+      </w:r>
+    </w:p>
+    <w:p>
+      <w:r>
+        <w:t xml:space="preserve">    </w:t>
+      </w:r>
+      <w:proofErr w:type="spellStart"/>
+      <w:proofErr w:type="gramStart"/>
+      <w:r>
+        <w:t>int</w:t>
+      </w:r>
+      <w:proofErr w:type="spellEnd"/>
+      <w:proofErr w:type="gramEnd"/>
+      <w:r>
+        <w:t xml:space="preserve"> </w:t>
+      </w:r>
+      <w:proofErr w:type="spellStart"/>
+      <w:r>
+        <w:t>longestValidParentheses</w:t>
+      </w:r>
+      <w:proofErr w:type="spellEnd"/>
+      <w:r>
+        <w:t>(</w:t>
+      </w:r>
+      <w:proofErr w:type="spellStart"/>
+      <w:r>
+        <w:t>std</w:t>
+      </w:r>
+      <w:proofErr w:type="spellEnd"/>
+      <w:r>
+        <w:t>::string s) {</w:t>
+      </w:r>
+    </w:p>
+    <w:p>
+      <w:r>
+        <w:t xml:space="preserve">        </w:t>
+      </w:r>
+      <w:proofErr w:type="spellStart"/>
+      <w:r>
+        <w:t>std</w:t>
+      </w:r>
+      <w:proofErr w:type="spellEnd"/>
+      <w:r>
+        <w:t>::stack&lt;</w:t>
+      </w:r>
+      <w:proofErr w:type="spellStart"/>
+      <w:r>
+        <w:t>int</w:t>
+      </w:r>
+      <w:proofErr w:type="spellEnd"/>
+      <w:r>
+        <w:t xml:space="preserve">&gt; </w:t>
+      </w:r>
+      <w:proofErr w:type="spellStart"/>
+      <w:r>
+        <w:t>st</w:t>
+      </w:r>
+      <w:proofErr w:type="spellEnd"/>
+      <w:r>
+        <w:t>;</w:t>
+      </w:r>
+    </w:p>
+    <w:p>
+      <w:r>
+        <w:t xml:space="preserve">        // Base index to calculate length (handles cases starting at index 0)</w:t>
+      </w:r>
+    </w:p>
+    <w:p>
+      <w:r>
+        <w:t xml:space="preserve">        </w:t>
+      </w:r>
+      <w:proofErr w:type="spellStart"/>
+      <w:proofErr w:type="gramStart"/>
+      <w:r>
+        <w:t>st.push</w:t>
+      </w:r>
+      <w:proofErr w:type="spellEnd"/>
+      <w:r>
+        <w:t>(</w:t>
+      </w:r>
+      <w:proofErr w:type="gramEnd"/>
+      <w:r>
+        <w:t xml:space="preserve">-1); </w:t>
+      </w:r>
+    </w:p>
+    <w:p>
+      <w:r>
+        <w:t xml:space="preserve">        </w:t>
+      </w:r>
+      <w:proofErr w:type="spellStart"/>
+      <w:proofErr w:type="gramStart"/>
+      <w:r>
+        <w:t>int</w:t>
+      </w:r>
+      <w:proofErr w:type="spellEnd"/>
+      <w:proofErr w:type="gramEnd"/>
+      <w:r>
+        <w:t xml:space="preserve"> </w:t>
+      </w:r>
+      <w:proofErr w:type="spellStart"/>
+      <w:r>
+        <w:t>max_len</w:t>
+      </w:r>
+      <w:proofErr w:type="spellEnd"/>
+      <w:r>
+        <w:t xml:space="preserve"> = 0;</w:t>
+      </w:r>
+    </w:p>
+    <w:p/>
+    <w:p>
+      <w:r>
+        <w:t xml:space="preserve">        </w:t>
+      </w:r>
+      <w:proofErr w:type="gramStart"/>
+      <w:r>
+        <w:t>for</w:t>
+      </w:r>
+      <w:proofErr w:type="gramEnd"/>
+      <w:r>
+        <w:t xml:space="preserve"> (</w:t>
+      </w:r>
+      <w:proofErr w:type="spellStart"/>
+      <w:r>
+        <w:t>int</w:t>
+      </w:r>
+      <w:proofErr w:type="spellEnd"/>
+      <w:r>
+        <w:t xml:space="preserve"> i = 0; i &lt; </w:t>
+      </w:r>
+      <w:proofErr w:type="spellStart"/>
+      <w:r>
+        <w:t>s.length</w:t>
+      </w:r>
+      <w:proofErr w:type="spellEnd"/>
+      <w:r>
+        <w:t>(); i++) {</w:t>
+      </w:r>
+    </w:p>
+    <w:p>
+      <w:r>
+        <w:lastRenderedPageBreak/>
+        <w:t xml:space="preserve">            </w:t>
+      </w:r>
+      <w:proofErr w:type="gramStart"/>
+      <w:r>
+        <w:t>if</w:t>
+      </w:r>
+      <w:proofErr w:type="gramEnd"/>
+      <w:r>
+        <w:t xml:space="preserve"> (s[i] == '(') {</w:t>
+      </w:r>
+    </w:p>
+    <w:p>
+      <w:r>
+        <w:t xml:space="preserve">                // Store the index of the opening bracket</w:t>
+      </w:r>
+    </w:p>
+    <w:p>
+      <w:r>
+        <w:t xml:space="preserve">                </w:t>
+      </w:r>
+      <w:proofErr w:type="spellStart"/>
+      <w:proofErr w:type="gramStart"/>
+      <w:r>
+        <w:t>st.push</w:t>
+      </w:r>
+      <w:proofErr w:type="spellEnd"/>
+      <w:r>
+        <w:t>(</w:t>
+      </w:r>
+      <w:proofErr w:type="gramEnd"/>
+      <w:r>
+        <w:t>i);</w:t>
+      </w:r>
+    </w:p>
+    <w:p>
+      <w:r>
+        <w:t xml:space="preserve">            } else {</w:t>
+      </w:r>
+    </w:p>
+    <w:p>
+      <w:r>
+        <w:t xml:space="preserve">                // </w:t>
+      </w:r>
+      <w:proofErr w:type="gramStart"/>
+      <w:r>
+        <w:t>Found</w:t>
+      </w:r>
+      <w:proofErr w:type="gramEnd"/>
+      <w:r>
+        <w:t xml:space="preserve"> a ')', pop the matching '(' or the base index</w:t>
+      </w:r>
+    </w:p>
+    <w:p>
+      <w:r>
+        <w:t xml:space="preserve">                </w:t>
+      </w:r>
+      <w:proofErr w:type="spellStart"/>
+      <w:proofErr w:type="gramStart"/>
+      <w:r>
+        <w:t>st.pop</w:t>
+      </w:r>
+      <w:proofErr w:type="spellEnd"/>
+      <w:r>
+        <w:t>(</w:t>
+      </w:r>
+      <w:proofErr w:type="gramEnd"/>
+      <w:r>
+        <w:t>);</w:t>
+      </w:r>
+    </w:p>
+    <w:p>
+      <w:r>
+        <w:t xml:space="preserve">                </w:t>
+      </w:r>
+    </w:p>
+    <w:p>
+      <w:r>
+        <w:t xml:space="preserve">                </w:t>
+      </w:r>
+      <w:proofErr w:type="gramStart"/>
+      <w:r>
+        <w:t>if</w:t>
+      </w:r>
+      <w:proofErr w:type="gramEnd"/>
+      <w:r>
+        <w:t xml:space="preserve"> (</w:t>
+      </w:r>
+      <w:proofErr w:type="spellStart"/>
+      <w:r>
+        <w:t>st.empty</w:t>
+      </w:r>
+      <w:proofErr w:type="spellEnd"/>
+      <w:r>
+        <w:t>()) {</w:t>
+      </w:r>
+    </w:p>
+    <w:p>
+      <w:r>
+        <w:t xml:space="preserve">                    // Current ')' is a mismatch, push it as the new base</w:t>
+      </w:r>
+    </w:p>
+    <w:p>
+      <w:r>
+        <w:t xml:space="preserve">                    </w:t>
+      </w:r>
+      <w:proofErr w:type="spellStart"/>
+      <w:proofErr w:type="gramStart"/>
+      <w:r>
+        <w:t>st.push</w:t>
+      </w:r>
+      <w:proofErr w:type="spellEnd"/>
+      <w:r>
+        <w:t>(</w:t>
+      </w:r>
+      <w:proofErr w:type="gramEnd"/>
+      <w:r>
+        <w:t>i);</w:t>
+      </w:r>
+    </w:p>
+    <w:p>
+      <w:r>
+        <w:t xml:space="preserve">                } else {</w:t>
+      </w:r>
+    </w:p>
+    <w:p>
+      <w:r>
+        <w:t xml:space="preserve">                    // Valid pair! Length = current index - last unmatched index</w:t>
+      </w:r>
+    </w:p>
+    <w:p>
+      <w:r>
+        <w:t xml:space="preserve">                    </w:t>
+      </w:r>
+      <w:proofErr w:type="spellStart"/>
+      <w:r>
+        <w:t>max_len</w:t>
+      </w:r>
+      <w:proofErr w:type="spellEnd"/>
+      <w:r>
+        <w:t xml:space="preserve"> = </w:t>
+      </w:r>
+      <w:proofErr w:type="spellStart"/>
+      <w:r>
+        <w:t>std</w:t>
+      </w:r>
+      <w:proofErr w:type="spellEnd"/>
+      <w:r>
+        <w:t>::</w:t>
+      </w:r>
+      <w:proofErr w:type="gramStart"/>
+      <w:r>
+        <w:t>max(</w:t>
+      </w:r>
+      <w:proofErr w:type="spellStart"/>
+      <w:proofErr w:type="gramEnd"/>
+      <w:r>
+        <w:t>max_len</w:t>
+      </w:r>
+      <w:proofErr w:type="spellEnd"/>
+      <w:r>
+        <w:t xml:space="preserve">, i - </w:t>
+      </w:r>
+      <w:proofErr w:type="spellStart"/>
+      <w:r>
+        <w:t>st.top</w:t>
+      </w:r>
+      <w:proofErr w:type="spellEnd"/>
+      <w:r>
+        <w:t>());</w:t>
+      </w:r>
+    </w:p>
+    <w:p>
+      <w:r>
+        <w:t xml:space="preserve">                }</w:t>
+      </w:r>
+    </w:p>
+    <w:p>
+      <w:r>
+        <w:t xml:space="preserve">            }</w:t>
+      </w:r>
+    </w:p>
+    <w:p>
+      <w:r>
+        <w:t xml:space="preserve">        }</w:t>
+      </w:r>
+    </w:p>
+    <w:p/>
+    <w:p>
+      <w:r>
+        <w:t xml:space="preserve">        </w:t>
+      </w:r>
+      <w:proofErr w:type="gramStart"/>
+      <w:r>
+        <w:t>return</w:t>
+      </w:r>
+      <w:proofErr w:type="gramEnd"/>
+      <w:r>
+        <w:t xml:space="preserve"> </w:t>
+      </w:r>
+      <w:proofErr w:type="spellStart"/>
+      <w:r>
+        <w:t>max_len</w:t>
+      </w:r>
+      <w:proofErr w:type="spellEnd"/>
+      <w:r>
+        <w:t>;</w:t>
+      </w:r>
+    </w:p>
+    <w:p>
+      <w:r>
+        <w:t xml:space="preserve">    }</w:t>
+      </w:r>
+    </w:p>
+    <w:p>
+      <w:r>
+        <w:t>};</w:t>
       </w:r>
       <w:bookmarkStart w:id="0" w:name="_GoBack"/>
       <w:bookmarkEnd w:id="0"/>
-    </w:p>
-    <w:p>
-      <w:r>
-        <w:t xml:space="preserve">    </w:t>
-      </w:r>
-      <w:proofErr w:type="gramStart"/>
-      <w:r>
-        <w:t>void</w:t>
-      </w:r>
-      <w:proofErr w:type="gramEnd"/>
-      <w:r>
-        <w:t xml:space="preserve"> </w:t>
-      </w:r>
-      <w:proofErr w:type="spellStart"/>
-      <w:r>
-        <w:t>solveSudoku</w:t>
-      </w:r>
-      <w:proofErr w:type="spellEnd"/>
-      <w:r>
-        <w:t>(</w:t>
-      </w:r>
-      <w:proofErr w:type="spellStart"/>
-      <w:r>
-        <w:t>std</w:t>
-      </w:r>
-      <w:proofErr w:type="spellEnd"/>
-      <w:r>
-        <w:t>::vector&lt;</w:t>
-      </w:r>
-      <w:proofErr w:type="spellStart"/>
-      <w:r>
-        <w:t>std</w:t>
-      </w:r>
-      <w:proofErr w:type="spellEnd"/>
-      <w:r>
-        <w:t>::vector&lt;char&gt;&gt;&amp; board) {</w:t>
-      </w:r>
-    </w:p>
-    <w:p>
-      <w:r>
-        <w:t xml:space="preserve">        </w:t>
-      </w:r>
-      <w:proofErr w:type="gramStart"/>
-      <w:r>
-        <w:t>solve(</w:t>
-      </w:r>
-      <w:proofErr w:type="gramEnd"/>
-      <w:r>
-        <w:t>board);</w:t>
-      </w:r>
-    </w:p>
-    <w:p>
-      <w:r>
-        <w:t xml:space="preserve">    }</w:t>
-      </w:r>
     </w:p>
     <w:p/>
     <w:sectPr>
